--- a/specific_situation/mercy_corps/outputs/Alexandro_Disla_Resume_MercyCorps_EN.docx
+++ b/specific_situation/mercy_corps/outputs/Alexandro_Disla_Resume_MercyCorps_EN.docx
@@ -2,54 +2,656 @@
 <file path=word/document.xml><?xml version="1.0" encoding="utf-8"?>
 <w:document xmlns:w="http://schemas.openxmlformats.org/wordprocessingml/2006/main" xmlns:m="http://schemas.openxmlformats.org/officeDocument/2006/math" xmlns:r="http://schemas.openxmlformats.org/officeDocument/2006/relationships" xmlns:o="urn:schemas-microsoft-com:office:office" xmlns:v="urn:schemas-microsoft-com:vml" xmlns:w10="urn:schemas-microsoft-com:office:word" xmlns:a="http://schemas.openxmlformats.org/drawingml/2006/main" xmlns:pic="http://schemas.openxmlformats.org/drawingml/2006/picture" xmlns:wp="http://schemas.openxmlformats.org/drawingml/2006/wordprocessingDrawing">
   <w:body>
-    <w:p>
-      <w:pPr>
-        <w:pStyle w:val="Title"/>
-      </w:pPr>
-      <w:r>
+    <w:bookmarkStart w:id="31" w:name="alexandro-disla"/>
+    <w:p>
+      <w:pPr>
+        <w:pStyle w:val="Heading1"/>
+      </w:pPr>
+      <w:r>
+        <w:t xml:space="preserve">Alexandro Disla</w:t>
+      </w:r>
+    </w:p>
+    <w:p>
+      <w:pPr>
+        <w:pStyle w:val="FirstParagraph"/>
+      </w:pPr>
+      <w:r>
+        <w:rPr>
+          <w:b/>
+          <w:bCs/>
+        </w:rPr>
         <w:t xml:space="preserve">MEAL Specialist | Data Analyst &amp; Software Engineer</w:t>
       </w:r>
     </w:p>
-    <w:bookmarkStart w:id="20" w:name="professional-profile"/>
-    <w:p>
-      <w:pPr>
-        <w:pStyle w:val="Heading1"/>
+    <w:p>
+      <w:pPr>
+        <w:pStyle w:val="BodyText"/>
+      </w:pPr>
+      <w:r>
+        <w:t xml:space="preserve">Rue Saint-Louis Jeanty #14, Route de Frère</w:t>
+      </w:r>
+      <w:r>
+        <w:br/>
+      </w:r>
+      <w:r>
+        <w:t xml:space="preserve">(+509) 4148-3700 | alexandrodisla@hotmail.com</w:t>
+      </w:r>
+      <w:r>
+        <w:br/>
+      </w:r>
+      <w:r>
+        <w:t xml:space="preserve">GitHub:</w:t>
+      </w:r>
+      <w:r>
+        <w:t xml:space="preserve"> </w:t>
+      </w:r>
+      <w:hyperlink r:id="rId20">
+        <w:r>
+          <w:rPr>
+            <w:rStyle w:val="Hyperlink"/>
+          </w:rPr>
+          <w:t xml:space="preserve">https://github.com/AD0791</w:t>
+        </w:r>
+      </w:hyperlink>
+    </w:p>
+    <w:p>
+      <w:r>
+        <w:pict>
+          <v:rect style="width:0;height:1.5pt" o:hralign="center" o:hrstd="t" o:hr="t"/>
+        </w:pict>
+      </w:r>
+    </w:p>
+    <w:bookmarkStart w:id="21" w:name="professional-profile"/>
+    <w:p>
+      <w:pPr>
+        <w:pStyle w:val="Heading2"/>
       </w:pPr>
       <w:r>
         <w:t xml:space="preserve">Professional Profile</w:t>
       </w:r>
     </w:p>
-    <w:bookmarkEnd w:id="20"/>
-    <w:bookmarkStart w:id="21" w:name="professional-experience"/>
-    <w:p>
-      <w:pPr>
-        <w:pStyle w:val="Heading1"/>
+    <w:p>
+      <w:pPr>
+        <w:pStyle w:val="FirstParagraph"/>
+      </w:pPr>
+      <w:r>
+        <w:t xml:space="preserve">Multidisciplinary professional with over 5 years of experience bridging the gap between MEAL (Monitoring, Evaluation, Accountability, and Learning) and Software Engineering. Expert in designing digital data systems for humanitarian and development programs in Haiti. I offer a unique hybrid profile: the analytical rigor of an Applied Economist and the technical capability of a Backend Developer. I specialize in automating data pipelines, building real-time dashboards (Power BI/Azure), and optimizing digital collection tools (CommCare/ODK) to drive evidence-based decision-making in fragile contexts.</w:t>
+      </w:r>
+    </w:p>
+    <w:bookmarkEnd w:id="21"/>
+    <w:bookmarkStart w:id="22" w:name="core-competencies"/>
+    <w:p>
+      <w:pPr>
+        <w:pStyle w:val="Heading2"/>
+      </w:pPr>
+      <w:r>
+        <w:t xml:space="preserve">Core Competencies</w:t>
+      </w:r>
+    </w:p>
+    <w:p>
+      <w:pPr>
+        <w:pStyle w:val="Compact"/>
+        <w:numPr>
+          <w:ilvl w:val="0"/>
+          <w:numId w:val="1001"/>
+        </w:numPr>
+      </w:pPr>
+      <w:r>
+        <w:rPr>
+          <w:b/>
+          <w:bCs/>
+        </w:rPr>
+        <w:t xml:space="preserve">MEAL &amp; Digital Transformation:</w:t>
+      </w:r>
+      <w:r>
+        <w:t xml:space="preserve"> </w:t>
+      </w:r>
+      <w:r>
+        <w:t xml:space="preserve">Expertise in logical frameworks, IPTTs, and transitioning programs from manual to digital-first data systems.</w:t>
+      </w:r>
+    </w:p>
+    <w:p>
+      <w:pPr>
+        <w:pStyle w:val="Compact"/>
+        <w:numPr>
+          <w:ilvl w:val="0"/>
+          <w:numId w:val="1001"/>
+        </w:numPr>
+      </w:pPr>
+      <w:r>
+        <w:rPr>
+          <w:b/>
+          <w:bCs/>
+        </w:rPr>
+        <w:t xml:space="preserve">Data Infrastructure:</w:t>
+      </w:r>
+      <w:r>
+        <w:t xml:space="preserve"> </w:t>
+      </w:r>
+      <w:r>
+        <w:t xml:space="preserve">Proficient in Azure-based architecture, SQL/PostgreSQL databases, and Python-led automation.</w:t>
+      </w:r>
+    </w:p>
+    <w:p>
+      <w:pPr>
+        <w:pStyle w:val="Compact"/>
+        <w:numPr>
+          <w:ilvl w:val="0"/>
+          <w:numId w:val="1001"/>
+        </w:numPr>
+      </w:pPr>
+      <w:r>
+        <w:rPr>
+          <w:b/>
+          <w:bCs/>
+        </w:rPr>
+        <w:t xml:space="preserve">Digital Collection Tools:</w:t>
+      </w:r>
+      <w:r>
+        <w:t xml:space="preserve"> </w:t>
+      </w:r>
+      <w:r>
+        <w:t xml:space="preserve">Advanced implementation of CommCare, mWater, KoboToolbox, and XLSForm/ODK standards.</w:t>
+      </w:r>
+    </w:p>
+    <w:p>
+      <w:pPr>
+        <w:pStyle w:val="Compact"/>
+        <w:numPr>
+          <w:ilvl w:val="0"/>
+          <w:numId w:val="1001"/>
+        </w:numPr>
+      </w:pPr>
+      <w:r>
+        <w:rPr>
+          <w:b/>
+          <w:bCs/>
+        </w:rPr>
+        <w:t xml:space="preserve">Visualization &amp; Reporting:</w:t>
+      </w:r>
+      <w:r>
+        <w:t xml:space="preserve"> </w:t>
+      </w:r>
+      <w:r>
+        <w:t xml:space="preserve">Expert in Power BI, Looker Studio, and Quarto for donor-ready, real-time crisis analytics.</w:t>
+      </w:r>
+    </w:p>
+    <w:p>
+      <w:pPr>
+        <w:pStyle w:val="Compact"/>
+        <w:numPr>
+          <w:ilvl w:val="0"/>
+          <w:numId w:val="1001"/>
+        </w:numPr>
+      </w:pPr>
+      <w:r>
+        <w:rPr>
+          <w:b/>
+          <w:bCs/>
+        </w:rPr>
+        <w:t xml:space="preserve">Stakeholder Coordination:</w:t>
+      </w:r>
+      <w:r>
+        <w:t xml:space="preserve"> </w:t>
+      </w:r>
+      <w:r>
+        <w:t xml:space="preserve">Experienced in aligning technical tools with government standards (DINEPA, MSPP) and inter-agency clusters.</w:t>
+      </w:r>
+    </w:p>
+    <w:bookmarkEnd w:id="22"/>
+    <w:bookmarkStart w:id="28" w:name="professional-experience"/>
+    <w:p>
+      <w:pPr>
+        <w:pStyle w:val="Heading2"/>
       </w:pPr>
       <w:r>
         <w:t xml:space="preserve">Professional Experience</w:t>
       </w:r>
     </w:p>
-    <w:bookmarkEnd w:id="21"/>
-    <w:bookmarkStart w:id="22" w:name="technical-skills"/>
-    <w:p>
-      <w:pPr>
-        <w:pStyle w:val="Heading1"/>
+    <w:bookmarkStart w:id="23" w:name="software-engineer-tekkod-llc"/>
+    <w:p>
+      <w:pPr>
+        <w:pStyle w:val="Heading3"/>
+      </w:pPr>
+      <w:r>
+        <w:t xml:space="preserve">Software Engineer | Tekkod LLC</w:t>
+      </w:r>
+    </w:p>
+    <w:p>
+      <w:pPr>
+        <w:pStyle w:val="FirstParagraph"/>
+      </w:pPr>
+      <w:r>
+        <w:rPr>
+          <w:i/>
+          <w:iCs/>
+        </w:rPr>
+        <w:t xml:space="preserve">Feb 2026 – Present | Remote</w:t>
+      </w:r>
+      <w:r>
+        <w:t xml:space="preserve"> </w:t>
+      </w:r>
+      <w:r>
+        <w:t xml:space="preserve">* Leading the modernization of mobile infrastructure to ensure data security and offline-first reliability.</w:t>
+      </w:r>
+      <w:r>
+        <w:t xml:space="preserve"> </w:t>
+      </w:r>
+      <w:r>
+        <w:t xml:space="preserve">* Migrated architecture to Java 17/Gradle 8.8, optimizing systems for high-performance data processing.</w:t>
+      </w:r>
+      <w:r>
+        <w:t xml:space="preserve"> </w:t>
+      </w:r>
+      <w:r>
+        <w:t xml:space="preserve">* Enhanced operational visibility through advanced real-time dashboards in Looker Studio.</w:t>
+      </w:r>
+    </w:p>
+    <w:bookmarkEnd w:id="23"/>
+    <w:bookmarkStart w:id="24" w:name="Xcf47855008509e3444f42f1737754392c7c2cb6"/>
+    <w:p>
+      <w:pPr>
+        <w:pStyle w:val="Heading3"/>
+      </w:pPr>
+      <w:r>
+        <w:t xml:space="preserve">Data Analyst &amp; MEAL Consultant | Anseye Pou Ayiti</w:t>
+      </w:r>
+    </w:p>
+    <w:p>
+      <w:pPr>
+        <w:pStyle w:val="FirstParagraph"/>
+      </w:pPr>
+      <w:r>
+        <w:rPr>
+          <w:i/>
+          <w:iCs/>
+        </w:rPr>
+        <w:t xml:space="preserve">Jan 2026 – Mar 2026 | Remote</w:t>
+      </w:r>
+      <w:r>
+        <w:t xml:space="preserve"> </w:t>
+      </w:r>
+      <w:r>
+        <w:t xml:space="preserve">* Implemented Key Performance Indicators (KPIs) for multi-sectoral leadership monitoring.</w:t>
+      </w:r>
+      <w:r>
+        <w:t xml:space="preserve"> </w:t>
+      </w:r>
+      <w:r>
+        <w:t xml:space="preserve">* Designed data collection strategies using ODK and Google Forms, ensuring rigorous validation protocols.</w:t>
+      </w:r>
+      <w:r>
+        <w:t xml:space="preserve"> </w:t>
+      </w:r>
+      <w:r>
+        <w:t xml:space="preserve">* Maintained AWS-deployed scripts and administrative panels for system-wide data integrity.</w:t>
+      </w:r>
+    </w:p>
+    <w:bookmarkEnd w:id="24"/>
+    <w:bookmarkStart w:id="25" w:name="mwater-data-analyst-consultant-hanwash"/>
+    <w:p>
+      <w:pPr>
+        <w:pStyle w:val="Heading3"/>
+      </w:pPr>
+      <w:r>
+        <w:t xml:space="preserve">mWater &amp; Data Analyst Consultant | HANWASH</w:t>
+      </w:r>
+    </w:p>
+    <w:p>
+      <w:pPr>
+        <w:pStyle w:val="FirstParagraph"/>
+      </w:pPr>
+      <w:r>
+        <w:rPr>
+          <w:i/>
+          <w:iCs/>
+        </w:rPr>
+        <w:t xml:space="preserve">Oct 2023 – Jan 2026 | Remote (Upwork)</w:t>
+      </w:r>
+      <w:r>
+        <w:t xml:space="preserve"> </w:t>
+      </w:r>
+      <w:r>
+        <w:t xml:space="preserve">*</w:t>
+      </w:r>
+      <w:r>
+        <w:t xml:space="preserve"> </w:t>
+      </w:r>
+      <w:r>
+        <w:rPr>
+          <w:b/>
+          <w:bCs/>
+        </w:rPr>
+        <w:t xml:space="preserve">MEAL Design:</w:t>
+      </w:r>
+      <w:r>
+        <w:t xml:space="preserve"> </w:t>
+      </w:r>
+      <w:r>
+        <w:t xml:space="preserve">Refined project MEAL plans and Indicator Tracking Tables (ITT) for WASH programs.</w:t>
+      </w:r>
+      <w:r>
+        <w:t xml:space="preserve"> </w:t>
+      </w:r>
+      <w:r>
+        <w:t xml:space="preserve">*</w:t>
+      </w:r>
+      <w:r>
+        <w:t xml:space="preserve"> </w:t>
+      </w:r>
+      <w:r>
+        <w:rPr>
+          <w:b/>
+          <w:bCs/>
+        </w:rPr>
+        <w:t xml:space="preserve">Survey Design:</w:t>
+      </w:r>
+      <w:r>
+        <w:t xml:space="preserve"> </w:t>
+      </w:r>
+      <w:r>
+        <w:t xml:space="preserve">Deployed complex digital surveys and resolved field collection issues to maintain 100% data integrity.</w:t>
+      </w:r>
+      <w:r>
+        <w:t xml:space="preserve"> </w:t>
+      </w:r>
+      <w:r>
+        <w:t xml:space="preserve">*</w:t>
+      </w:r>
+      <w:r>
+        <w:t xml:space="preserve"> </w:t>
+      </w:r>
+      <w:r>
+        <w:rPr>
+          <w:b/>
+          <w:bCs/>
+        </w:rPr>
+        <w:t xml:space="preserve">Automation:</w:t>
+      </w:r>
+      <w:r>
+        <w:t xml:space="preserve"> </w:t>
+      </w:r>
+      <w:r>
+        <w:t xml:space="preserve">Built automated dashboards on mWater and Power BI for real-time stakeholder reporting.</w:t>
+      </w:r>
+    </w:p>
+    <w:bookmarkEnd w:id="25"/>
+    <w:bookmarkStart w:id="26" w:name="X4e31c734713af031787ce76c6406dffaf65f683"/>
+    <w:p>
+      <w:pPr>
+        <w:pStyle w:val="Heading3"/>
+      </w:pPr>
+      <w:r>
+        <w:t xml:space="preserve">Monitoring &amp; Evaluation Officer | Caris Foundation International</w:t>
+      </w:r>
+    </w:p>
+    <w:p>
+      <w:pPr>
+        <w:pStyle w:val="FirstParagraph"/>
+      </w:pPr>
+      <w:r>
+        <w:rPr>
+          <w:i/>
+          <w:iCs/>
+        </w:rPr>
+        <w:t xml:space="preserve">Oct 2021 – Aug 2024</w:t>
+      </w:r>
+      <w:r>
+        <w:t xml:space="preserve"> </w:t>
+      </w:r>
+      <w:r>
+        <w:t xml:space="preserve">*</w:t>
+      </w:r>
+      <w:r>
+        <w:t xml:space="preserve"> </w:t>
+      </w:r>
+      <w:r>
+        <w:rPr>
+          <w:b/>
+          <w:bCs/>
+        </w:rPr>
+        <w:t xml:space="preserve">System Design:</w:t>
+      </w:r>
+      <w:r>
+        <w:t xml:space="preserve"> </w:t>
+      </w:r>
+      <w:r>
+        <w:t xml:space="preserve">Built digital collection systems using CommCare, optimizing data flows for multi-site health programs.</w:t>
+      </w:r>
+      <w:r>
+        <w:t xml:space="preserve"> </w:t>
+      </w:r>
+      <w:r>
+        <w:t xml:space="preserve">*</w:t>
+      </w:r>
+      <w:r>
+        <w:t xml:space="preserve"> </w:t>
+      </w:r>
+      <w:r>
+        <w:rPr>
+          <w:b/>
+          <w:bCs/>
+        </w:rPr>
+        <w:t xml:space="preserve">Reporting Automation:</w:t>
+      </w:r>
+      <w:r>
+        <w:t xml:space="preserve"> </w:t>
+      </w:r>
+      <w:r>
+        <w:t xml:space="preserve">Developed automated activity reports using Python and SQL, reducing manual processing time by 40%.</w:t>
+      </w:r>
+      <w:r>
+        <w:t xml:space="preserve"> </w:t>
+      </w:r>
+      <w:r>
+        <w:t xml:space="preserve">*</w:t>
+      </w:r>
+      <w:r>
+        <w:t xml:space="preserve"> </w:t>
+      </w:r>
+      <w:r>
+        <w:rPr>
+          <w:b/>
+          <w:bCs/>
+        </w:rPr>
+        <w:t xml:space="preserve">DQA Protocols:</w:t>
+      </w:r>
+      <w:r>
+        <w:t xml:space="preserve"> </w:t>
+      </w:r>
+      <w:r>
+        <w:t xml:space="preserve">Established and supervised Data Quality Assessment protocols for MySQL-integrated data.</w:t>
+      </w:r>
+    </w:p>
+    <w:bookmarkEnd w:id="26"/>
+    <w:bookmarkStart w:id="27" w:name="X2dd1389571eaf16b38173ebb64e42683b765008"/>
+    <w:p>
+      <w:pPr>
+        <w:pStyle w:val="Heading3"/>
+      </w:pPr>
+      <w:r>
+        <w:t xml:space="preserve">Software Development Consultant &amp; Data Specialist | CassionSoft (UNOPS Project)</w:t>
+      </w:r>
+    </w:p>
+    <w:p>
+      <w:pPr>
+        <w:pStyle w:val="FirstParagraph"/>
+      </w:pPr>
+      <w:r>
+        <w:rPr>
+          <w:i/>
+          <w:iCs/>
+        </w:rPr>
+        <w:t xml:space="preserve">Nov 2015 – Mar 2021</w:t>
+      </w:r>
+      <w:r>
+        <w:t xml:space="preserve"> </w:t>
+      </w:r>
+      <w:r>
+        <w:t xml:space="preserve">* Implemented secure authentication and REST APIs for large-scale data integration projects.</w:t>
+      </w:r>
+      <w:r>
+        <w:t xml:space="preserve"> </w:t>
+      </w:r>
+      <w:r>
+        <w:t xml:space="preserve">* Ensured technical logic validation through unit testing for critical data workflows.</w:t>
+      </w:r>
+    </w:p>
+    <w:bookmarkEnd w:id="27"/>
+    <w:bookmarkEnd w:id="28"/>
+    <w:bookmarkStart w:id="29" w:name="technical-skills"/>
+    <w:p>
+      <w:pPr>
+        <w:pStyle w:val="Heading2"/>
       </w:pPr>
       <w:r>
         <w:t xml:space="preserve">Technical Skills</w:t>
       </w:r>
     </w:p>
-    <w:bookmarkEnd w:id="22"/>
-    <w:bookmarkStart w:id="23" w:name="education"/>
-    <w:p>
-      <w:pPr>
-        <w:pStyle w:val="Heading1"/>
+    <w:p>
+      <w:pPr>
+        <w:pStyle w:val="Compact"/>
+        <w:numPr>
+          <w:ilvl w:val="0"/>
+          <w:numId w:val="1002"/>
+        </w:numPr>
+      </w:pPr>
+      <w:r>
+        <w:rPr>
+          <w:b/>
+          <w:bCs/>
+        </w:rPr>
+        <w:t xml:space="preserve">Digital Tools:</w:t>
+      </w:r>
+      <w:r>
+        <w:t xml:space="preserve"> </w:t>
+      </w:r>
+      <w:r>
+        <w:t xml:space="preserve">CommCare, ODK, XLSForm, KoboToolbox, mWater, HIVHaiti</w:t>
+      </w:r>
+    </w:p>
+    <w:p>
+      <w:pPr>
+        <w:pStyle w:val="Compact"/>
+        <w:numPr>
+          <w:ilvl w:val="0"/>
+          <w:numId w:val="1002"/>
+        </w:numPr>
+      </w:pPr>
+      <w:r>
+        <w:rPr>
+          <w:b/>
+          <w:bCs/>
+        </w:rPr>
+        <w:t xml:space="preserve">Data Science:</w:t>
+      </w:r>
+      <w:r>
+        <w:t xml:space="preserve"> </w:t>
+      </w:r>
+      <w:r>
+        <w:t xml:space="preserve">Power BI (Expert), Looker Studio, RMarkdown, Quarto, Python, Pandas, SQL</w:t>
+      </w:r>
+    </w:p>
+    <w:p>
+      <w:pPr>
+        <w:pStyle w:val="Compact"/>
+        <w:numPr>
+          <w:ilvl w:val="0"/>
+          <w:numId w:val="1002"/>
+        </w:numPr>
+      </w:pPr>
+      <w:r>
+        <w:rPr>
+          <w:b/>
+          <w:bCs/>
+        </w:rPr>
+        <w:t xml:space="preserve">Infrastructure:</w:t>
+      </w:r>
+      <w:r>
+        <w:t xml:space="preserve"> </w:t>
+      </w:r>
+      <w:r>
+        <w:t xml:space="preserve">Microsoft Azure, AWS, Google Cloud, Docker, Git, BigQuery, SQL Server</w:t>
+      </w:r>
+    </w:p>
+    <w:p>
+      <w:pPr>
+        <w:pStyle w:val="Compact"/>
+        <w:numPr>
+          <w:ilvl w:val="0"/>
+          <w:numId w:val="1002"/>
+        </w:numPr>
+      </w:pPr>
+      <w:r>
+        <w:rPr>
+          <w:b/>
+          <w:bCs/>
+        </w:rPr>
+        <w:t xml:space="preserve">Languages:</w:t>
+      </w:r>
+      <w:r>
+        <w:t xml:space="preserve"> </w:t>
+      </w:r>
+      <w:r>
+        <w:t xml:space="preserve">French (Native), English (Fluent), Haitian Creole (Native)</w:t>
+      </w:r>
+    </w:p>
+    <w:bookmarkEnd w:id="29"/>
+    <w:bookmarkStart w:id="30" w:name="education"/>
+    <w:p>
+      <w:pPr>
+        <w:pStyle w:val="Heading2"/>
       </w:pPr>
       <w:r>
         <w:t xml:space="preserve">Education</w:t>
       </w:r>
     </w:p>
-    <w:bookmarkEnd w:id="23"/>
+    <w:p>
+      <w:pPr>
+        <w:pStyle w:val="Compact"/>
+        <w:numPr>
+          <w:ilvl w:val="0"/>
+          <w:numId w:val="1003"/>
+        </w:numPr>
+      </w:pPr>
+      <w:r>
+        <w:rPr>
+          <w:b/>
+          <w:bCs/>
+        </w:rPr>
+        <w:t xml:space="preserve">2010–2014:</w:t>
+      </w:r>
+      <w:r>
+        <w:t xml:space="preserve"> </w:t>
+      </w:r>
+      <w:r>
+        <w:t xml:space="preserve">Advanced Studies Diploma in Applied Economics, C.T.P.E.A</w:t>
+      </w:r>
+    </w:p>
+    <w:p>
+      <w:pPr>
+        <w:pStyle w:val="Compact"/>
+        <w:numPr>
+          <w:ilvl w:val="0"/>
+          <w:numId w:val="1003"/>
+        </w:numPr>
+      </w:pPr>
+      <w:r>
+        <w:rPr>
+          <w:b/>
+          <w:bCs/>
+        </w:rPr>
+        <w:t xml:space="preserve">2009–2010:</w:t>
+      </w:r>
+      <w:r>
+        <w:t xml:space="preserve"> </w:t>
+      </w:r>
+      <w:r>
+        <w:t xml:space="preserve">High School Diploma (Honors), Institution Saint-Louis de Gonzague</w:t>
+      </w:r>
+    </w:p>
+    <w:bookmarkEnd w:id="30"/>
+    <w:bookmarkEnd w:id="31"/>
     <w:sectPr/>
   </w:body>
 </w:document>
@@ -156,8 +758,120 @@
       </w:pPr>
     </w:lvl>
   </w:abstractNum>
+  <w:abstractNum w:abstractNumId="991">
+    <w:nsid w:val="0000A991"/>
+    <w:multiLevelType w:val="multilevel"/>
+    <w:lvl w:ilvl="0">
+      <w:numFmt w:val="bullet"/>
+      <w:lvlText w:val=""/>
+      <w:lvlJc w:val="left"/>
+      <w:pPr>
+        <w:ind w:left="720" w:hanging="360"/>
+      </w:pPr>
+      <w:rPr>
+        <w:rFonts w:ascii="Symbol" w:hAnsi="Symbol" w:cs="Symbol" w:hint="default"/>
+      </w:rPr>
+    </w:lvl>
+    <w:lvl w:ilvl="1">
+      <w:numFmt w:val="bullet"/>
+      <w:lvlText w:val="o"/>
+      <w:lvlJc w:val="left"/>
+      <w:pPr>
+        <w:ind w:left="1440" w:hanging="360"/>
+      </w:pPr>
+      <w:rPr>
+        <w:rFonts w:ascii="Courier New" w:hAnsi="Courier New" w:cs="Courier New" w:hint="default"/>
+      </w:rPr>
+    </w:lvl>
+    <w:lvl w:ilvl="2">
+      <w:numFmt w:val="bullet"/>
+      <w:lvlText w:val=""/>
+      <w:lvlJc w:val="left"/>
+      <w:pPr>
+        <w:ind w:left="2160" w:hanging="360"/>
+      </w:pPr>
+      <w:rPr>
+        <w:rFonts w:ascii="Wingdings" w:hAnsi="Wingdings" w:cs="Wingdings" w:hint="default"/>
+      </w:rPr>
+    </w:lvl>
+    <w:lvl w:ilvl="3">
+      <w:numFmt w:val="bullet"/>
+      <w:lvlText w:val=""/>
+      <w:lvlJc w:val="left"/>
+      <w:pPr>
+        <w:ind w:left="2880" w:hanging="360"/>
+      </w:pPr>
+      <w:rPr>
+        <w:rFonts w:ascii="Symbol" w:hAnsi="Symbol" w:cs="Symbol" w:hint="default"/>
+      </w:rPr>
+    </w:lvl>
+    <w:lvl w:ilvl="4">
+      <w:numFmt w:val="bullet"/>
+      <w:lvlText w:val="o"/>
+      <w:lvlJc w:val="left"/>
+      <w:pPr>
+        <w:ind w:left="3600" w:hanging="360"/>
+      </w:pPr>
+      <w:rPr>
+        <w:rFonts w:ascii="Courier New" w:hAnsi="Courier New" w:cs="Courier New" w:hint="default"/>
+      </w:rPr>
+    </w:lvl>
+    <w:lvl w:ilvl="5">
+      <w:numFmt w:val="bullet"/>
+      <w:lvlText w:val=""/>
+      <w:lvlJc w:val="left"/>
+      <w:pPr>
+        <w:ind w:left="4320" w:hanging="360"/>
+      </w:pPr>
+      <w:rPr>
+        <w:rFonts w:ascii="Wingdings" w:hAnsi="Wingdings" w:cs="Wingdings" w:hint="default"/>
+      </w:rPr>
+    </w:lvl>
+    <w:lvl w:ilvl="6">
+      <w:numFmt w:val="bullet"/>
+      <w:lvlText w:val=""/>
+      <w:lvlJc w:val="left"/>
+      <w:pPr>
+        <w:ind w:left="5040" w:hanging="360"/>
+      </w:pPr>
+      <w:rPr>
+        <w:rFonts w:ascii="Symbol" w:hAnsi="Symbol" w:cs="Symbol" w:hint="default"/>
+      </w:rPr>
+    </w:lvl>
+    <w:lvl w:ilvl="7">
+      <w:numFmt w:val="bullet"/>
+      <w:lvlText w:val="o"/>
+      <w:lvlJc w:val="left"/>
+      <w:pPr>
+        <w:ind w:left="5760" w:hanging="360"/>
+      </w:pPr>
+      <w:rPr>
+        <w:rFonts w:ascii="Courier New" w:hAnsi="Courier New" w:cs="Courier New" w:hint="default"/>
+      </w:rPr>
+    </w:lvl>
+    <w:lvl w:ilvl="8">
+      <w:numFmt w:val="bullet"/>
+      <w:lvlText w:val=""/>
+      <w:lvlJc w:val="left"/>
+      <w:pPr>
+        <w:ind w:left="6480" w:hanging="360"/>
+      </w:pPr>
+      <w:rPr>
+        <w:rFonts w:ascii="Wingdings" w:hAnsi="Wingdings" w:cs="Wingdings" w:hint="default"/>
+      </w:rPr>
+    </w:lvl>
+  </w:abstractNum>
   <w:num w:numId="1000">
     <w:abstractNumId w:val="990"/>
+  </w:num>
+  <w:num w:numId="1001">
+    <w:abstractNumId w:val="991"/>
+  </w:num>
+  <w:num w:numId="1002">
+    <w:abstractNumId w:val="991"/>
+  </w:num>
+  <w:num w:numId="1003">
+    <w:abstractNumId w:val="991"/>
   </w:num>
 </w:numbering>
 </file>
